--- a/Project_Proposal.docx
+++ b/Project_Proposal.docx
@@ -57,6 +57,8 @@
       </w:pPr>
       <w:r>
         <w:rPr>
+          <w:b/>
+          <w:bCs/>
           <w:color w:val="auto"/>
         </w:rPr>
         <w:t xml:space="preserve">Submitted By: </w:t>
@@ -78,9 +80,17 @@
       </w:pPr>
       <w:r>
         <w:rPr>
+          <w:b/>
+          <w:bCs/>
           <w:color w:val="auto"/>
         </w:rPr>
-        <w:t>Course: Artificial Intelligence</w:t>
+        <w:t xml:space="preserve">Course: </w:t>
+      </w:r>
+      <w:r>
+        <w:rPr>
+          <w:color w:val="auto"/>
+        </w:rPr>
+        <w:t>Artificial Intelligence</w:t>
       </w:r>
     </w:p>
     <w:p>
@@ -91,8 +101,12 @@
           <w:lang w:val="en-US"/>
         </w:rPr>
       </w:pPr>
+      <w:bookmarkStart w:id="0" w:name="_GoBack"/>
+      <w:bookmarkEnd w:id="0"/>
       <w:r>
         <w:rPr>
+          <w:b/>
+          <w:bCs/>
           <w:color w:val="auto"/>
         </w:rPr>
         <w:t xml:space="preserve">Instructor: </w:t>
@@ -114,6 +128,8 @@
       </w:pPr>
       <w:r>
         <w:rPr>
+          <w:b/>
+          <w:bCs/>
           <w:color w:val="auto"/>
         </w:rPr>
         <w:t xml:space="preserve">Submission Date: </w:t>
@@ -128,8 +144,6 @@
         </w:rPr>
         <w:t>1/5/2025</w:t>
       </w:r>
-      <w:bookmarkStart w:id="0" w:name="_GoBack"/>
-      <w:bookmarkEnd w:id="0"/>
     </w:p>
     <w:p>
       <w:pPr>
@@ -369,14 +383,6 @@
         <w:gridCol w:w="2880"/>
       </w:tblGrid>
       <w:tr>
-        <w:tblPrEx>
-          <w:tblCellMar>
-            <w:top w:w="0" w:type="dxa"/>
-            <w:left w:w="108" w:type="dxa"/>
-            <w:bottom w:w="0" w:type="dxa"/>
-            <w:right w:w="108" w:type="dxa"/>
-          </w:tblCellMar>
-        </w:tblPrEx>
         <w:tc>
           <w:tcPr>
             <w:tcW w:w="2880" w:type="dxa"/>
@@ -2031,17 +2037,17 @@
     <w:lsdException w:uiPriority="99" w:name="endnote reference"/>
     <w:lsdException w:uiPriority="99" w:name="endnote text"/>
     <w:lsdException w:uiPriority="99" w:name="table of authorities"/>
-    <w:lsdException w:uiPriority="99" w:semiHidden="0" w:name="macro"/>
+    <w:lsdException w:qFormat="1" w:uiPriority="99" w:semiHidden="0" w:name="macro"/>
     <w:lsdException w:uiPriority="99" w:name="toa heading"/>
     <w:lsdException w:uiPriority="99" w:semiHidden="0" w:name="List"/>
-    <w:lsdException w:uiPriority="99" w:semiHidden="0" w:name="List Bullet"/>
+    <w:lsdException w:qFormat="1" w:uiPriority="99" w:semiHidden="0" w:name="List Bullet"/>
     <w:lsdException w:uiPriority="99" w:semiHidden="0" w:name="List Number"/>
     <w:lsdException w:uiPriority="99" w:semiHidden="0" w:name="List 2"/>
     <w:lsdException w:uiPriority="99" w:semiHidden="0" w:name="List 3"/>
     <w:lsdException w:uiPriority="99" w:name="List 4"/>
     <w:lsdException w:uiPriority="99" w:name="List 5"/>
-    <w:lsdException w:uiPriority="99" w:semiHidden="0" w:name="List Bullet 2"/>
-    <w:lsdException w:uiPriority="99" w:semiHidden="0" w:name="List Bullet 3"/>
+    <w:lsdException w:qFormat="1" w:uiPriority="99" w:semiHidden="0" w:name="List Bullet 2"/>
+    <w:lsdException w:qFormat="1" w:uiPriority="99" w:semiHidden="0" w:name="List Bullet 3"/>
     <w:lsdException w:uiPriority="99" w:name="List Bullet 4"/>
     <w:lsdException w:uiPriority="99" w:name="List Bullet 5"/>
     <w:lsdException w:uiPriority="99" w:semiHidden="0" w:name="List Number 2"/>
@@ -2138,7 +2144,7 @@
     <w:lsdException w:uiPriority="99" w:name="Table Theme"/>
     <w:lsdException w:qFormat="1" w:unhideWhenUsed="0" w:uiPriority="1" w:semiHidden="0" w:name="No Spacing"/>
     <w:lsdException w:unhideWhenUsed="0" w:uiPriority="60" w:semiHidden="0" w:name="Light Shading"/>
-    <w:lsdException w:unhideWhenUsed="0" w:uiPriority="61" w:semiHidden="0" w:name="Light List"/>
+    <w:lsdException w:qFormat="1" w:unhideWhenUsed="0" w:uiPriority="61" w:semiHidden="0" w:name="Light List"/>
     <w:lsdException w:unhideWhenUsed="0" w:uiPriority="62" w:semiHidden="0" w:name="Light Grid"/>
     <w:lsdException w:unhideWhenUsed="0" w:uiPriority="63" w:semiHidden="0" w:name="Medium Shading 1"/>
     <w:lsdException w:unhideWhenUsed="0" w:uiPriority="64" w:semiHidden="0" w:name="Medium Shading 2"/>
@@ -2151,7 +2157,7 @@
     <w:lsdException w:unhideWhenUsed="0" w:uiPriority="71" w:semiHidden="0" w:name="Colorful Shading"/>
     <w:lsdException w:unhideWhenUsed="0" w:uiPriority="72" w:semiHidden="0" w:name="Colorful List"/>
     <w:lsdException w:unhideWhenUsed="0" w:uiPriority="73" w:semiHidden="0" w:name="Colorful Grid"/>
-    <w:lsdException w:unhideWhenUsed="0" w:uiPriority="60" w:semiHidden="0" w:name="Light Shading Accent 1"/>
+    <w:lsdException w:qFormat="1" w:unhideWhenUsed="0" w:uiPriority="60" w:semiHidden="0" w:name="Light Shading Accent 1"/>
     <w:lsdException w:unhideWhenUsed="0" w:uiPriority="61" w:semiHidden="0" w:name="Light List Accent 1"/>
     <w:lsdException w:unhideWhenUsed="0" w:uiPriority="62" w:semiHidden="0" w:name="Light Grid Accent 1"/>
     <w:lsdException w:unhideWhenUsed="0" w:uiPriority="63" w:semiHidden="0" w:name="Medium Shading 1 Accent 1"/>
@@ -2168,13 +2174,13 @@
     <w:lsdException w:unhideWhenUsed="0" w:uiPriority="71" w:semiHidden="0" w:name="Colorful Shading Accent 1"/>
     <w:lsdException w:unhideWhenUsed="0" w:uiPriority="72" w:semiHidden="0" w:name="Colorful List Accent 1"/>
     <w:lsdException w:unhideWhenUsed="0" w:uiPriority="73" w:semiHidden="0" w:name="Colorful Grid Accent 1"/>
-    <w:lsdException w:unhideWhenUsed="0" w:uiPriority="60" w:semiHidden="0" w:name="Light Shading Accent 2"/>
+    <w:lsdException w:qFormat="1" w:unhideWhenUsed="0" w:uiPriority="60" w:semiHidden="0" w:name="Light Shading Accent 2"/>
     <w:lsdException w:unhideWhenUsed="0" w:uiPriority="61" w:semiHidden="0" w:name="Light List Accent 2"/>
     <w:lsdException w:unhideWhenUsed="0" w:uiPriority="62" w:semiHidden="0" w:name="Light Grid Accent 2"/>
     <w:lsdException w:unhideWhenUsed="0" w:uiPriority="63" w:semiHidden="0" w:name="Medium Shading 1 Accent 2"/>
     <w:lsdException w:unhideWhenUsed="0" w:uiPriority="64" w:semiHidden="0" w:name="Medium Shading 2 Accent 2"/>
     <w:lsdException w:unhideWhenUsed="0" w:uiPriority="65" w:semiHidden="0" w:name="Medium List 1 Accent 2"/>
-    <w:lsdException w:unhideWhenUsed="0" w:uiPriority="66" w:semiHidden="0" w:name="Medium List 2 Accent 2"/>
+    <w:lsdException w:qFormat="1" w:unhideWhenUsed="0" w:uiPriority="66" w:semiHidden="0" w:name="Medium List 2 Accent 2"/>
     <w:lsdException w:unhideWhenUsed="0" w:uiPriority="67" w:semiHidden="0" w:name="Medium Grid 1 Accent 2"/>
     <w:lsdException w:unhideWhenUsed="0" w:uiPriority="68" w:semiHidden="0" w:name="Medium Grid 2 Accent 2"/>
     <w:lsdException w:unhideWhenUsed="0" w:uiPriority="69" w:semiHidden="0" w:name="Medium Grid 3 Accent 2"/>
@@ -2182,13 +2188,13 @@
     <w:lsdException w:unhideWhenUsed="0" w:uiPriority="71" w:semiHidden="0" w:name="Colorful Shading Accent 2"/>
     <w:lsdException w:unhideWhenUsed="0" w:uiPriority="72" w:semiHidden="0" w:name="Colorful List Accent 2"/>
     <w:lsdException w:unhideWhenUsed="0" w:uiPriority="73" w:semiHidden="0" w:name="Colorful Grid Accent 2"/>
-    <w:lsdException w:unhideWhenUsed="0" w:uiPriority="60" w:semiHidden="0" w:name="Light Shading Accent 3"/>
+    <w:lsdException w:qFormat="1" w:unhideWhenUsed="0" w:uiPriority="60" w:semiHidden="0" w:name="Light Shading Accent 3"/>
     <w:lsdException w:unhideWhenUsed="0" w:uiPriority="61" w:semiHidden="0" w:name="Light List Accent 3"/>
     <w:lsdException w:unhideWhenUsed="0" w:uiPriority="62" w:semiHidden="0" w:name="Light Grid Accent 3"/>
     <w:lsdException w:unhideWhenUsed="0" w:uiPriority="63" w:semiHidden="0" w:name="Medium Shading 1 Accent 3"/>
     <w:lsdException w:unhideWhenUsed="0" w:uiPriority="64" w:semiHidden="0" w:name="Medium Shading 2 Accent 3"/>
     <w:lsdException w:unhideWhenUsed="0" w:uiPriority="65" w:semiHidden="0" w:name="Medium List 1 Accent 3"/>
-    <w:lsdException w:unhideWhenUsed="0" w:uiPriority="66" w:semiHidden="0" w:name="Medium List 2 Accent 3"/>
+    <w:lsdException w:qFormat="1" w:unhideWhenUsed="0" w:uiPriority="66" w:semiHidden="0" w:name="Medium List 2 Accent 3"/>
     <w:lsdException w:unhideWhenUsed="0" w:uiPriority="67" w:semiHidden="0" w:name="Medium Grid 1 Accent 3"/>
     <w:lsdException w:unhideWhenUsed="0" w:uiPriority="68" w:semiHidden="0" w:name="Medium Grid 2 Accent 3"/>
     <w:lsdException w:unhideWhenUsed="0" w:uiPriority="69" w:semiHidden="0" w:name="Medium Grid 3 Accent 3"/>
@@ -2196,13 +2202,13 @@
     <w:lsdException w:unhideWhenUsed="0" w:uiPriority="71" w:semiHidden="0" w:name="Colorful Shading Accent 3"/>
     <w:lsdException w:unhideWhenUsed="0" w:uiPriority="72" w:semiHidden="0" w:name="Colorful List Accent 3"/>
     <w:lsdException w:unhideWhenUsed="0" w:uiPriority="73" w:semiHidden="0" w:name="Colorful Grid Accent 3"/>
-    <w:lsdException w:unhideWhenUsed="0" w:uiPriority="60" w:semiHidden="0" w:name="Light Shading Accent 4"/>
+    <w:lsdException w:qFormat="1" w:unhideWhenUsed="0" w:uiPriority="60" w:semiHidden="0" w:name="Light Shading Accent 4"/>
     <w:lsdException w:unhideWhenUsed="0" w:uiPriority="61" w:semiHidden="0" w:name="Light List Accent 4"/>
     <w:lsdException w:unhideWhenUsed="0" w:uiPriority="62" w:semiHidden="0" w:name="Light Grid Accent 4"/>
     <w:lsdException w:unhideWhenUsed="0" w:uiPriority="63" w:semiHidden="0" w:name="Medium Shading 1 Accent 4"/>
     <w:lsdException w:unhideWhenUsed="0" w:uiPriority="64" w:semiHidden="0" w:name="Medium Shading 2 Accent 4"/>
     <w:lsdException w:unhideWhenUsed="0" w:uiPriority="65" w:semiHidden="0" w:name="Medium List 1 Accent 4"/>
-    <w:lsdException w:unhideWhenUsed="0" w:uiPriority="66" w:semiHidden="0" w:name="Medium List 2 Accent 4"/>
+    <w:lsdException w:qFormat="1" w:unhideWhenUsed="0" w:uiPriority="66" w:semiHidden="0" w:name="Medium List 2 Accent 4"/>
     <w:lsdException w:unhideWhenUsed="0" w:uiPriority="67" w:semiHidden="0" w:name="Medium Grid 1 Accent 4"/>
     <w:lsdException w:unhideWhenUsed="0" w:uiPriority="68" w:semiHidden="0" w:name="Medium Grid 2 Accent 4"/>
     <w:lsdException w:unhideWhenUsed="0" w:uiPriority="69" w:semiHidden="0" w:name="Medium Grid 3 Accent 4"/>
@@ -2216,7 +2222,7 @@
     <w:lsdException w:unhideWhenUsed="0" w:uiPriority="63" w:semiHidden="0" w:name="Medium Shading 1 Accent 5"/>
     <w:lsdException w:unhideWhenUsed="0" w:uiPriority="64" w:semiHidden="0" w:name="Medium Shading 2 Accent 5"/>
     <w:lsdException w:unhideWhenUsed="0" w:uiPriority="65" w:semiHidden="0" w:name="Medium List 1 Accent 5"/>
-    <w:lsdException w:unhideWhenUsed="0" w:uiPriority="66" w:semiHidden="0" w:name="Medium List 2 Accent 5"/>
+    <w:lsdException w:qFormat="1" w:unhideWhenUsed="0" w:uiPriority="66" w:semiHidden="0" w:name="Medium List 2 Accent 5"/>
     <w:lsdException w:unhideWhenUsed="0" w:uiPriority="67" w:semiHidden="0" w:name="Medium Grid 1 Accent 5"/>
     <w:lsdException w:unhideWhenUsed="0" w:uiPriority="68" w:semiHidden="0" w:name="Medium Grid 2 Accent 5"/>
     <w:lsdException w:unhideWhenUsed="0" w:uiPriority="69" w:semiHidden="0" w:name="Medium Grid 3 Accent 5"/>
@@ -2230,7 +2236,7 @@
     <w:lsdException w:unhideWhenUsed="0" w:uiPriority="63" w:semiHidden="0" w:name="Medium Shading 1 Accent 6"/>
     <w:lsdException w:unhideWhenUsed="0" w:uiPriority="64" w:semiHidden="0" w:name="Medium Shading 2 Accent 6"/>
     <w:lsdException w:unhideWhenUsed="0" w:uiPriority="65" w:semiHidden="0" w:name="Medium List 1 Accent 6"/>
-    <w:lsdException w:unhideWhenUsed="0" w:uiPriority="66" w:semiHidden="0" w:name="Medium List 2 Accent 6"/>
+    <w:lsdException w:qFormat="1" w:unhideWhenUsed="0" w:uiPriority="66" w:semiHidden="0" w:name="Medium List 2 Accent 6"/>
     <w:lsdException w:unhideWhenUsed="0" w:uiPriority="67" w:semiHidden="0" w:name="Medium Grid 1 Accent 6"/>
     <w:lsdException w:unhideWhenUsed="0" w:uiPriority="68" w:semiHidden="0" w:name="Medium Grid 2 Accent 6"/>
     <w:lsdException w:unhideWhenUsed="0" w:uiPriority="69" w:semiHidden="0" w:name="Medium Grid 3 Accent 6"/>
@@ -2642,6 +2648,7 @@
     <w:name w:val="List Bullet"/>
     <w:basedOn w:val="1"/>
     <w:unhideWhenUsed/>
+    <w:qFormat/>
     <w:uiPriority w:val="99"/>
     <w:pPr>
       <w:numPr>
@@ -2655,6 +2662,7 @@
     <w:name w:val="List Bullet 2"/>
     <w:basedOn w:val="1"/>
     <w:unhideWhenUsed/>
+    <w:qFormat/>
     <w:uiPriority w:val="99"/>
     <w:pPr>
       <w:numPr>
@@ -2668,6 +2676,7 @@
     <w:name w:val="List Bullet 3"/>
     <w:basedOn w:val="1"/>
     <w:unhideWhenUsed/>
+    <w:qFormat/>
     <w:uiPriority w:val="99"/>
     <w:pPr>
       <w:numPr>
@@ -2753,6 +2762,7 @@
     <w:name w:val="macro"/>
     <w:link w:val="147"/>
     <w:unhideWhenUsed/>
+    <w:qFormat/>
     <w:uiPriority w:val="99"/>
     <w:pPr>
       <w:tabs>
@@ -2954,6 +2964,7 @@
   <w:style w:type="table" w:styleId="38">
     <w:name w:val="Light Shading Accent 1"/>
     <w:basedOn w:val="12"/>
+    <w:qFormat/>
     <w:uiPriority w:val="60"/>
     <w:pPr>
       <w:spacing w:after="0" w:line="240" w:lineRule="auto"/>
@@ -3053,6 +3064,7 @@
   <w:style w:type="table" w:styleId="39">
     <w:name w:val="Light Shading Accent 2"/>
     <w:basedOn w:val="12"/>
+    <w:qFormat/>
     <w:uiPriority w:val="60"/>
     <w:pPr>
       <w:spacing w:after="0" w:line="240" w:lineRule="auto"/>
@@ -3152,6 +3164,7 @@
   <w:style w:type="table" w:styleId="40">
     <w:name w:val="Light Shading Accent 3"/>
     <w:basedOn w:val="12"/>
+    <w:qFormat/>
     <w:uiPriority w:val="60"/>
     <w:pPr>
       <w:spacing w:after="0" w:line="240" w:lineRule="auto"/>
@@ -3251,6 +3264,7 @@
   <w:style w:type="table" w:styleId="41">
     <w:name w:val="Light Shading Accent 4"/>
     <w:basedOn w:val="12"/>
+    <w:qFormat/>
     <w:uiPriority w:val="60"/>
     <w:pPr>
       <w:spacing w:after="0" w:line="240" w:lineRule="auto"/>
@@ -3548,6 +3562,7 @@
   <w:style w:type="table" w:styleId="44">
     <w:name w:val="Light List"/>
     <w:basedOn w:val="12"/>
+    <w:qFormat/>
     <w:uiPriority w:val="61"/>
     <w:pPr>
       <w:spacing w:after="0" w:line="240" w:lineRule="auto"/>
@@ -7873,6 +7888,7 @@
   <w:style w:type="table" w:styleId="81">
     <w:name w:val="Medium List 2 Accent 2"/>
     <w:basedOn w:val="12"/>
+    <w:qFormat/>
     <w:uiPriority w:val="66"/>
     <w:pPr>
       <w:spacing w:after="0" w:line="240" w:lineRule="auto"/>
@@ -8002,6 +8018,7 @@
   <w:style w:type="table" w:styleId="82">
     <w:name w:val="Medium List 2 Accent 3"/>
     <w:basedOn w:val="12"/>
+    <w:qFormat/>
     <w:uiPriority w:val="66"/>
     <w:pPr>
       <w:spacing w:after="0" w:line="240" w:lineRule="auto"/>
@@ -8131,6 +8148,7 @@
   <w:style w:type="table" w:styleId="83">
     <w:name w:val="Medium List 2 Accent 4"/>
     <w:basedOn w:val="12"/>
+    <w:qFormat/>
     <w:uiPriority w:val="66"/>
     <w:pPr>
       <w:spacing w:after="0" w:line="240" w:lineRule="auto"/>
@@ -8260,6 +8278,7 @@
   <w:style w:type="table" w:styleId="84">
     <w:name w:val="Medium List 2 Accent 5"/>
     <w:basedOn w:val="12"/>
+    <w:qFormat/>
     <w:uiPriority w:val="66"/>
     <w:pPr>
       <w:spacing w:after="0" w:line="240" w:lineRule="auto"/>
@@ -8389,6 +8408,7 @@
   <w:style w:type="table" w:styleId="85">
     <w:name w:val="Medium List 2 Accent 6"/>
     <w:basedOn w:val="12"/>
+    <w:qFormat/>
     <w:uiPriority w:val="66"/>
     <w:pPr>
       <w:spacing w:after="0" w:line="240" w:lineRule="auto"/>
